--- a/builds/sm3/u0/Unit 0 Lesson 2.docx
+++ b/builds/sm3/u0/Unit 0 Lesson 2.docx
@@ -9,18 +9,20 @@
       <w:r>
         <w:rPr>
           <w:b/>
-          <w:sz w:val="28"/>
+          <w:color w:val="143A6B"/>
+          <w:sz w:val="32"/>
         </w:rPr>
         <w:t>Unit 0 Lesson 2</w:t>
       </w:r>
     </w:p>
     <w:p>
       <w:pPr>
-        <w:spacing w:after="80"/>
+        <w:spacing w:after="120"/>
       </w:pPr>
       <w:r>
         <w:rPr>
           <w:b/>
+          <w:color w:val="B13E0F"/>
           <w:sz w:val="22"/>
         </w:rPr>
         <w:t>Topic: be good at + Ving</w:t>
@@ -33,6 +35,7 @@
       <w:r>
         <w:rPr>
           <w:b/>
+          <w:color w:val="143A6B"/>
           <w:sz w:val="20"/>
         </w:rPr>
         <w:t>Aims:</w:t>
@@ -45,9 +48,10 @@
       <w:r>
         <w:rPr>
           <w:b w:val="0"/>
+          <w:color w:val="1F2937"/>
           <w:sz w:val="20"/>
         </w:rPr>
-        <w:t>Learn new grammar: be good at + Ving</w:t>
+        <w:t>•  Learn new grammar: be good at + Ving</w:t>
       </w:r>
     </w:p>
     <w:p>
@@ -57,9 +61,10 @@
       <w:r>
         <w:rPr>
           <w:b w:val="0"/>
+          <w:color w:val="1F2937"/>
           <w:sz w:val="20"/>
         </w:rPr>
-        <w:t>Practise talking about what you are good at</w:t>
+        <w:t>•  Practise talking about what you are good at</w:t>
       </w:r>
     </w:p>
     <w:p>
@@ -69,9 +74,10 @@
       <w:r>
         <w:rPr>
           <w:b w:val="0"/>
+          <w:color w:val="1F2937"/>
           <w:sz w:val="20"/>
         </w:rPr>
-        <w:t>Sing the song and have fun</w:t>
+        <w:t>•  Sing the song and have fun</w:t>
       </w:r>
     </w:p>
     <w:p>
@@ -81,6 +87,7 @@
       <w:r>
         <w:rPr>
           <w:b w:val="0"/>
+          <w:color w:val="1F2937"/>
           <w:sz w:val="20"/>
         </w:rPr>
       </w:r>
@@ -92,6 +99,7 @@
       <w:r>
         <w:rPr>
           <w:b/>
+          <w:color w:val="143A6B"/>
           <w:sz w:val="20"/>
         </w:rPr>
         <w:t>HOMEWORK:</w:t>
@@ -103,7 +111,8 @@
       </w:pPr>
       <w:r>
         <w:rPr>
-          <w:b w:val="0"/>
+          <w:b/>
+          <w:color w:val="1F2937"/>
           <w:sz w:val="20"/>
         </w:rPr>
         <w:t>Домашнее задание на платформе. Название: SM3 Unit 0 Homework 2</w:t>
@@ -116,6 +125,7 @@
       <w:r>
         <w:rPr>
           <w:b w:val="0"/>
+          <w:color w:val="1F2937"/>
           <w:sz w:val="20"/>
         </w:rPr>
         <w:t>Зайдите на платформу, добавьте урок, войдите в Мой класс и впишите домашнее задание.</w:t>
@@ -127,27 +137,44 @@
         <w:tblW w:type="auto" w:w="0"/>
         <w:tblLayout w:type="fixed"/>
         <w:tblLook w:firstColumn="1" w:firstRow="1" w:lastColumn="0" w:lastRow="0" w:noHBand="0" w:noVBand="1" w:val="04A0"/>
+        <w:tblBorders>
+          <w:top w:val="single" w:sz="4" w:space="0" w:color="C9D4E4"/>
+          <w:left w:val="single" w:sz="4" w:space="0" w:color="C9D4E4"/>
+          <w:bottom w:val="single" w:sz="4" w:space="0" w:color="C9D4E4"/>
+          <w:right w:val="single" w:sz="4" w:space="0" w:color="C9D4E4"/>
+          <w:insideH w:val="single" w:sz="4" w:space="0" w:color="C9D4E4"/>
+          <w:insideV w:val="single" w:sz="4" w:space="0" w:color="C9D4E4"/>
+        </w:tblBorders>
+        <w:tblCellMar>
+          <w:top w:w="60" w:type="dxa"/>
+          <w:left w:w="90" w:type="dxa"/>
+          <w:bottom w:w="60" w:type="dxa"/>
+          <w:right w:w="90" w:type="dxa"/>
+        </w:tblCellMar>
+        <w:tblLayout w:type="fixed"/>
       </w:tblPr>
       <w:tblGrid>
-        <w:gridCol w:w="3501"/>
-        <w:gridCol w:w="3501"/>
-        <w:gridCol w:w="3501"/>
-        <w:gridCol w:w="3501"/>
+        <w:gridCol w:w="1474"/>
+        <w:gridCol w:w="1020"/>
+        <w:gridCol w:w="7314"/>
+        <w:gridCol w:w="4195"/>
       </w:tblGrid>
       <w:tr>
         <w:tc>
           <w:tcPr>
-            <w:tcW w:type="dxa" w:w="1417"/>
+            <w:tcW w:type="dxa" w:w="1474"/>
+            <w:shd w:val="clear" w:color="auto" w:fill="1F3A6B"/>
           </w:tcPr>
           <w:p>
             <w:pPr>
-              <w:spacing w:after="20"/>
+              <w:spacing w:after="40"/>
             </w:pPr>
             <w:r/>
             <w:r>
               <w:rPr>
                 <w:b/>
-                <w:sz w:val="18"/>
+                <w:color w:val="FFFFFF"/>
+                <w:sz w:val="20"/>
               </w:rPr>
               <w:t>Stage</w:t>
             </w:r>
@@ -155,17 +182,20 @@
         </w:tc>
         <w:tc>
           <w:tcPr>
-            <w:tcW w:type="dxa" w:w="1247"/>
+            <w:tcW w:type="dxa" w:w="1020"/>
+            <w:shd w:val="clear" w:color="auto" w:fill="1F3A6B"/>
           </w:tcPr>
           <w:p>
             <w:pPr>
-              <w:spacing w:after="20"/>
+              <w:spacing w:after="40"/>
+              <w:jc w:val="center"/>
             </w:pPr>
             <w:r/>
             <w:r>
               <w:rPr>
                 <w:b/>
-                <w:sz w:val="18"/>
+                <w:color w:val="FFFFFF"/>
+                <w:sz w:val="20"/>
               </w:rPr>
               <w:t>Time</w:t>
             </w:r>
@@ -173,17 +203,19 @@
         </w:tc>
         <w:tc>
           <w:tcPr>
-            <w:tcW w:type="dxa" w:w="7087"/>
+            <w:tcW w:type="dxa" w:w="7313"/>
+            <w:shd w:val="clear" w:color="auto" w:fill="1F3A6B"/>
           </w:tcPr>
           <w:p>
             <w:pPr>
-              <w:spacing w:after="20"/>
+              <w:spacing w:after="40"/>
             </w:pPr>
             <w:r/>
             <w:r>
               <w:rPr>
                 <w:b/>
-                <w:sz w:val="18"/>
+                <w:color w:val="FFFFFF"/>
+                <w:sz w:val="20"/>
               </w:rPr>
               <w:t>Tasks</w:t>
             </w:r>
@@ -191,17 +223,19 @@
         </w:tc>
         <w:tc>
           <w:tcPr>
-            <w:tcW w:type="dxa" w:w="4819"/>
+            <w:tcW w:type="dxa" w:w="4195"/>
+            <w:shd w:val="clear" w:color="auto" w:fill="1F3A6B"/>
           </w:tcPr>
           <w:p>
             <w:pPr>
-              <w:spacing w:after="20"/>
+              <w:spacing w:after="40"/>
             </w:pPr>
             <w:r/>
             <w:r>
               <w:rPr>
                 <w:b/>
-                <w:sz w:val="18"/>
+                <w:color w:val="FFFFFF"/>
+                <w:sz w:val="20"/>
               </w:rPr>
               <w:t>Alternative</w:t>
             </w:r>
@@ -211,17 +245,19 @@
       <w:tr>
         <w:tc>
           <w:tcPr>
-            <w:tcW w:type="dxa" w:w="1417"/>
+            <w:tcW w:type="dxa" w:w="1474"/>
+            <w:shd w:val="clear" w:color="auto" w:fill="F3F7FC"/>
           </w:tcPr>
           <w:p>
             <w:pPr>
-              <w:spacing w:after="20"/>
+              <w:spacing w:after="40"/>
             </w:pPr>
             <w:r/>
             <w:r>
               <w:rPr>
                 <w:b/>
-                <w:sz w:val="18"/>
+                <w:color w:val="143A6B"/>
+                <w:sz w:val="20"/>
               </w:rPr>
               <w:t>Warm-up</w:t>
             </w:r>
@@ -229,17 +265,19 @@
         </w:tc>
         <w:tc>
           <w:tcPr>
-            <w:tcW w:type="dxa" w:w="1247"/>
+            <w:tcW w:type="dxa" w:w="1020"/>
           </w:tcPr>
           <w:p>
             <w:pPr>
-              <w:spacing w:after="20"/>
+              <w:spacing w:after="40"/>
+              <w:jc w:val="center"/>
             </w:pPr>
             <w:r/>
             <w:r>
               <w:rPr>
-                <w:b w:val="0"/>
-                <w:sz w:val="18"/>
+                <w:b/>
+                <w:color w:val="143A6B"/>
+                <w:sz w:val="20"/>
               </w:rPr>
               <w:t>3-5</w:t>
             </w:r>
@@ -247,17 +285,19 @@
         </w:tc>
         <w:tc>
           <w:tcPr>
-            <w:tcW w:type="dxa" w:w="7087"/>
+            <w:tcW w:type="dxa" w:w="7313"/>
           </w:tcPr>
           <w:p>
             <w:pPr>
-              <w:spacing w:after="20"/>
+              <w:spacing w:after="40"/>
             </w:pPr>
             <w:r/>
             <w:r>
               <w:rPr>
                 <w:b w:val="0"/>
-                <w:sz w:val="18"/>
+                <w:i w:val="0"/>
+                <w:color w:val="1F2937"/>
+                <w:sz w:val="19"/>
               </w:rPr>
               <w:t>Ask students about their mood, if they have anything new, anything interesting, etc.</w:t>
             </w:r>
@@ -265,28 +305,33 @@
         </w:tc>
         <w:tc>
           <w:tcPr>
-            <w:tcW w:type="dxa" w:w="4819"/>
+            <w:tcW w:type="dxa" w:w="4195"/>
           </w:tcPr>
           <w:p>
             <w:pPr>
-              <w:spacing w:after="20"/>
+              <w:spacing w:after="40"/>
             </w:pPr>
             <w:r/>
-            <w:r>
-              <w:rPr>
-                <w:b w:val="0"/>
-                <w:sz w:val="18"/>
-              </w:rPr>
-              <w:t>Baamboozle - name 3 https://www.baamboozle.com/game/202322</w:t>
-            </w:r>
+            <w:hyperlink r:id="rId9">
+              <w:r>
+                <w:rPr>
+                  <w:color w:val="1155CC"/>
+                  <w:sz w:val="18"/>
+                  <w:u w:val="single"/>
+                </w:rPr>
+                <w:t xml:space="preserve">Baamboozle — name 3</w:t>
+              </w:r>
+            </w:hyperlink>
           </w:p>
           <w:p>
             <w:pPr>
-              <w:spacing w:after="20"/>
+              <w:spacing w:after="40"/>
             </w:pPr>
             <w:r>
               <w:rPr>
                 <w:b w:val="0"/>
+                <w:i/>
+                <w:color w:val="5A6372"/>
                 <w:sz w:val="18"/>
               </w:rPr>
               <w:t>Hangman</w:t>
@@ -294,11 +339,13 @@
           </w:p>
           <w:p>
             <w:pPr>
-              <w:spacing w:after="20"/>
+              <w:spacing w:after="40"/>
             </w:pPr>
             <w:r>
               <w:rPr>
                 <w:b w:val="0"/>
+                <w:i/>
+                <w:color w:val="5A6372"/>
                 <w:sz w:val="18"/>
               </w:rPr>
               <w:t>“Simon says…”</w:t>
@@ -309,17 +356,19 @@
       <w:tr>
         <w:tc>
           <w:tcPr>
-            <w:tcW w:type="dxa" w:w="1417"/>
+            <w:tcW w:type="dxa" w:w="1474"/>
+            <w:shd w:val="clear" w:color="auto" w:fill="F3F7FC"/>
           </w:tcPr>
           <w:p>
             <w:pPr>
-              <w:spacing w:after="20"/>
+              <w:spacing w:after="40"/>
             </w:pPr>
             <w:r/>
             <w:r>
               <w:rPr>
                 <w:b/>
-                <w:sz w:val="18"/>
+                <w:color w:val="143A6B"/>
+                <w:sz w:val="20"/>
               </w:rPr>
               <w:t>Revision\HW check</w:t>
             </w:r>
@@ -327,17 +376,19 @@
         </w:tc>
         <w:tc>
           <w:tcPr>
-            <w:tcW w:type="dxa" w:w="1247"/>
+            <w:tcW w:type="dxa" w:w="1020"/>
           </w:tcPr>
           <w:p>
             <w:pPr>
-              <w:spacing w:after="20"/>
+              <w:spacing w:after="40"/>
+              <w:jc w:val="center"/>
             </w:pPr>
             <w:r/>
             <w:r>
               <w:rPr>
-                <w:b w:val="0"/>
-                <w:sz w:val="18"/>
+                <w:b/>
+                <w:color w:val="143A6B"/>
+                <w:sz w:val="20"/>
               </w:rPr>
               <w:t>5</w:t>
             </w:r>
@@ -345,17 +396,19 @@
         </w:tc>
         <w:tc>
           <w:tcPr>
-            <w:tcW w:type="dxa" w:w="7087"/>
+            <w:tcW w:type="dxa" w:w="7313"/>
           </w:tcPr>
           <w:p>
             <w:pPr>
-              <w:spacing w:after="20"/>
+              <w:spacing w:after="40"/>
             </w:pPr>
             <w:r/>
             <w:r>
               <w:rPr>
                 <w:b w:val="0"/>
-                <w:sz w:val="18"/>
+                <w:i w:val="0"/>
+                <w:color w:val="1F2937"/>
+                <w:sz w:val="19"/>
               </w:rPr>
               <w:t>Give a little feedback on the students’ homework. Check the words: upstairs, downstairs, cellar, and a few numbers 21-100.</w:t>
             </w:r>
@@ -363,107 +416,113 @@
         </w:tc>
         <w:tc>
           <w:tcPr>
-            <w:tcW w:type="dxa" w:w="4819"/>
+            <w:tcW w:type="dxa" w:w="4195"/>
           </w:tcPr>
           <w:p>
             <w:pPr>
-              <w:spacing w:after="20"/>
+              <w:spacing w:after="40"/>
             </w:pPr>
             <w:r/>
-            <w:r>
-              <w:rPr>
-                <w:b w:val="0"/>
-                <w:sz w:val="18"/>
-              </w:rPr>
-            </w:r>
           </w:p>
         </w:tc>
       </w:tr>
       <w:tr>
         <w:tc>
           <w:tcPr>
-            <w:tcW w:type="dxa" w:w="1417"/>
+            <w:tcW w:type="dxa" w:w="1474"/>
+            <w:shd w:val="clear" w:color="auto" w:fill="F3F7FC"/>
           </w:tcPr>
           <w:p>
             <w:pPr>
-              <w:spacing w:after="20"/>
+              <w:spacing w:after="40"/>
             </w:pPr>
             <w:r/>
             <w:r>
               <w:rPr>
                 <w:b/>
-                <w:sz w:val="18"/>
+                <w:color w:val="143A6B"/>
+                <w:sz w:val="20"/>
               </w:rPr>
-              <w:t>PlAN of the lesson</w:t>
+              <w:t>PLAN of the lesson</w:t>
             </w:r>
           </w:p>
         </w:tc>
         <w:tc>
           <w:tcPr>
-            <w:tcW w:type="dxa" w:w="1247"/>
+            <w:tcW w:type="dxa" w:w="1020"/>
           </w:tcPr>
           <w:p>
             <w:pPr>
-              <w:spacing w:after="20"/>
+              <w:spacing w:after="40"/>
+              <w:jc w:val="center"/>
             </w:pPr>
             <w:r/>
             <w:r>
               <w:rPr>
-                <w:b w:val="0"/>
-                <w:sz w:val="18"/>
+                <w:b/>
+                <w:color w:val="143A6B"/>
+                <w:sz w:val="20"/>
               </w:rPr>
             </w:r>
           </w:p>
         </w:tc>
         <w:tc>
           <w:tcPr>
-            <w:tcW w:type="dxa" w:w="7087"/>
+            <w:tcW w:type="dxa" w:w="7313"/>
           </w:tcPr>
           <w:p>
             <w:pPr>
-              <w:spacing w:after="20"/>
+              <w:spacing w:after="40"/>
             </w:pPr>
             <w:r/>
             <w:r>
               <w:rPr>
                 <w:b w:val="0"/>
-                <w:sz w:val="18"/>
+                <w:i w:val="0"/>
+                <w:color w:val="1F2937"/>
+                <w:sz w:val="19"/>
               </w:rPr>
               <w:t>Learn new grammar</w:t>
             </w:r>
           </w:p>
           <w:p>
             <w:pPr>
-              <w:spacing w:after="20"/>
+              <w:spacing w:after="40"/>
             </w:pPr>
             <w:r>
               <w:rPr>
                 <w:b w:val="0"/>
-                <w:sz w:val="18"/>
+                <w:i w:val="0"/>
+                <w:color w:val="1F2937"/>
+                <w:sz w:val="19"/>
               </w:rPr>
               <w:t>Practise new grammar</w:t>
             </w:r>
           </w:p>
           <w:p>
             <w:pPr>
-              <w:spacing w:after="20"/>
+              <w:spacing w:after="40"/>
             </w:pPr>
             <w:r>
               <w:rPr>
                 <w:b w:val="0"/>
-                <w:sz w:val="18"/>
+                <w:i w:val="0"/>
+                <w:color w:val="1F2937"/>
+                <w:sz w:val="19"/>
               </w:rPr>
               <w:t>Sing a song</w:t>
             </w:r>
           </w:p>
           <w:p>
             <w:pPr>
-              <w:spacing w:after="20"/>
+              <w:spacing w:after="40"/>
             </w:pPr>
             <w:r>
               <w:rPr>
                 <w:b w:val="0"/>
-                <w:sz w:val="18"/>
+                <w:i w:val="0"/>
+                <w:color w:val="1F2937"/>
+                <w:sz w:val="19"/>
               </w:rPr>
               <w:t>Have fun</w:t>
             </w:r>
@@ -471,36 +530,32 @@
         </w:tc>
         <w:tc>
           <w:tcPr>
-            <w:tcW w:type="dxa" w:w="4819"/>
+            <w:tcW w:type="dxa" w:w="4195"/>
           </w:tcPr>
           <w:p>
             <w:pPr>
-              <w:spacing w:after="20"/>
+              <w:spacing w:after="40"/>
             </w:pPr>
             <w:r/>
-            <w:r>
-              <w:rPr>
-                <w:b w:val="0"/>
-                <w:sz w:val="18"/>
-              </w:rPr>
-            </w:r>
           </w:p>
         </w:tc>
       </w:tr>
       <w:tr>
         <w:tc>
           <w:tcPr>
-            <w:tcW w:type="dxa" w:w="1417"/>
+            <w:tcW w:type="dxa" w:w="1474"/>
+            <w:shd w:val="clear" w:color="auto" w:fill="F3F7FC"/>
           </w:tcPr>
           <w:p>
             <w:pPr>
-              <w:spacing w:after="20"/>
+              <w:spacing w:after="40"/>
             </w:pPr>
             <w:r/>
             <w:r>
               <w:rPr>
                 <w:b/>
-                <w:sz w:val="18"/>
+                <w:color w:val="143A6B"/>
+                <w:sz w:val="20"/>
               </w:rPr>
               <w:t>LEAD in</w:t>
             </w:r>
@@ -508,17 +563,19 @@
         </w:tc>
         <w:tc>
           <w:tcPr>
-            <w:tcW w:type="dxa" w:w="1247"/>
+            <w:tcW w:type="dxa" w:w="1020"/>
           </w:tcPr>
           <w:p>
             <w:pPr>
-              <w:spacing w:after="20"/>
+              <w:spacing w:after="40"/>
+              <w:jc w:val="center"/>
             </w:pPr>
             <w:r/>
             <w:r>
               <w:rPr>
-                <w:b w:val="0"/>
-                <w:sz w:val="18"/>
+                <w:b/>
+                <w:color w:val="143A6B"/>
+                <w:sz w:val="20"/>
               </w:rPr>
               <w:t>2-5</w:t>
             </w:r>
@@ -526,17 +583,19 @@
         </w:tc>
         <w:tc>
           <w:tcPr>
-            <w:tcW w:type="dxa" w:w="7087"/>
+            <w:tcW w:type="dxa" w:w="7313"/>
           </w:tcPr>
           <w:p>
             <w:pPr>
-              <w:spacing w:after="20"/>
+              <w:spacing w:after="40"/>
             </w:pPr>
             <w:r/>
             <w:r>
               <w:rPr>
                 <w:b w:val="0"/>
-                <w:sz w:val="18"/>
+                <w:i w:val="0"/>
+                <w:color w:val="1F2937"/>
+                <w:sz w:val="19"/>
               </w:rPr>
               <w:t>Mime two things: one you do well and one you do badly (dancing, cooking, drawing). Ask: Am I good at this? Let students answer yes/no and guess what you are doing.</w:t>
             </w:r>
@@ -544,16 +603,18 @@
         </w:tc>
         <w:tc>
           <w:tcPr>
-            <w:tcW w:type="dxa" w:w="4819"/>
+            <w:tcW w:type="dxa" w:w="4195"/>
           </w:tcPr>
           <w:p>
             <w:pPr>
-              <w:spacing w:after="20"/>
+              <w:spacing w:after="40"/>
             </w:pPr>
             <w:r/>
             <w:r>
               <w:rPr>
                 <w:b w:val="0"/>
+                <w:i/>
+                <w:color w:val="5A6372"/>
                 <w:sz w:val="18"/>
               </w:rPr>
               <w:t>Show two pictures: a person playing football well and falling down. Ask: Who is good at football?</w:t>
@@ -564,17 +625,19 @@
       <w:tr>
         <w:tc>
           <w:tcPr>
-            <w:tcW w:type="dxa" w:w="1417"/>
+            <w:tcW w:type="dxa" w:w="1474"/>
+            <w:shd w:val="clear" w:color="auto" w:fill="F3F7FC"/>
           </w:tcPr>
           <w:p>
             <w:pPr>
-              <w:spacing w:after="20"/>
+              <w:spacing w:after="40"/>
             </w:pPr>
             <w:r/>
             <w:r>
               <w:rPr>
                 <w:b/>
-                <w:sz w:val="18"/>
+                <w:color w:val="143A6B"/>
+                <w:sz w:val="20"/>
               </w:rPr>
               <w:t>Presentation</w:t>
             </w:r>
@@ -582,17 +645,19 @@
         </w:tc>
         <w:tc>
           <w:tcPr>
-            <w:tcW w:type="dxa" w:w="1247"/>
+            <w:tcW w:type="dxa" w:w="1020"/>
           </w:tcPr>
           <w:p>
             <w:pPr>
-              <w:spacing w:after="20"/>
+              <w:spacing w:after="40"/>
+              <w:jc w:val="center"/>
             </w:pPr>
             <w:r/>
             <w:r>
               <w:rPr>
-                <w:b w:val="0"/>
-                <w:sz w:val="18"/>
+                <w:b/>
+                <w:color w:val="143A6B"/>
+                <w:sz w:val="20"/>
               </w:rPr>
               <w:t>10-15</w:t>
             </w:r>
@@ -600,130 +665,204 @@
         </w:tc>
         <w:tc>
           <w:tcPr>
-            <w:tcW w:type="dxa" w:w="7087"/>
+            <w:tcW w:type="dxa" w:w="7313"/>
           </w:tcPr>
           <w:p>
             <w:pPr>
-              <w:spacing w:after="20"/>
+              <w:spacing w:after="40"/>
             </w:pPr>
             <w:r/>
             <w:r>
               <w:rPr>
+                <w:b/>
+                <w:i w:val="0"/>
+                <w:color w:val="B13E0F"/>
+                <w:sz w:val="19"/>
+              </w:rPr>
+              <w:t>GUIDED DISCOVERY</w:t>
+            </w:r>
+            <w:r>
+              <w:rPr>
                 <w:b w:val="0"/>
-                <w:sz w:val="18"/>
+                <w:i w:val="0"/>
+                <w:color w:val="1F2937"/>
+                <w:sz w:val="19"/>
               </w:rPr>
-              <w:t>GUIDED DISCOVERY - no Russian explanations, no teacher lecture.</w:t>
+              <w:t xml:space="preserve"> - no Russian explanations, no teacher lecture.</w:t>
             </w:r>
           </w:p>
           <w:p>
             <w:pPr>
-              <w:spacing w:after="20"/>
+              <w:spacing w:after="40"/>
             </w:pPr>
             <w:r>
               <w:rPr>
                 <w:b w:val="0"/>
-                <w:sz w:val="18"/>
+                <w:i w:val="0"/>
+                <w:color w:val="1F2937"/>
+                <w:sz w:val="19"/>
               </w:rPr>
-              <w:t>Write on the board the sentences from SB p. 5 Language focus:</w:t>
+              <w:t xml:space="preserve">Write on the board the sentences from </w:t>
+            </w:r>
+            <w:r>
+              <w:rPr>
+                <w:b/>
+                <w:i w:val="0"/>
+                <w:color w:val="143A6B"/>
+                <w:sz w:val="19"/>
+              </w:rPr>
+              <w:t>SB p. 5</w:t>
+            </w:r>
+            <w:r>
+              <w:rPr>
+                <w:b w:val="0"/>
+                <w:i w:val="0"/>
+                <w:color w:val="1F2937"/>
+                <w:sz w:val="19"/>
+              </w:rPr>
+              <w:t xml:space="preserve"> Language focus:</w:t>
             </w:r>
           </w:p>
           <w:p>
             <w:pPr>
-              <w:spacing w:after="20"/>
+              <w:spacing w:after="40"/>
             </w:pPr>
             <w:r>
               <w:rPr>
                 <w:b w:val="0"/>
-                <w:sz w:val="18"/>
+                <w:i w:val="0"/>
+                <w:color w:val="1F2937"/>
+                <w:sz w:val="19"/>
               </w:rPr>
               <w:t>I’m good at climbing trees. / I’m good at playing football. / I’m not good at telling lies.</w:t>
             </w:r>
           </w:p>
           <w:p>
             <w:pPr>
-              <w:spacing w:after="20"/>
+              <w:spacing w:after="40"/>
             </w:pPr>
             <w:r>
               <w:rPr>
                 <w:b w:val="0"/>
-                <w:sz w:val="18"/>
+                <w:i w:val="0"/>
+                <w:color w:val="1F2937"/>
+                <w:sz w:val="19"/>
               </w:rPr>
               <w:t>Ask students to look and answer:</w:t>
             </w:r>
           </w:p>
           <w:p>
             <w:pPr>
-              <w:spacing w:after="20"/>
+              <w:spacing w:after="40"/>
             </w:pPr>
             <w:r>
               <w:rPr>
                 <w:b w:val="0"/>
-                <w:sz w:val="18"/>
+                <w:i w:val="0"/>
+                <w:color w:val="1F2937"/>
+                <w:sz w:val="19"/>
               </w:rPr>
               <w:t>1 What word comes after good at - climb or climbing?</w:t>
             </w:r>
           </w:p>
           <w:p>
             <w:pPr>
-              <w:spacing w:after="20"/>
+              <w:spacing w:after="40"/>
             </w:pPr>
             <w:r>
               <w:rPr>
                 <w:b w:val="0"/>
-                <w:sz w:val="18"/>
+                <w:i w:val="0"/>
+                <w:color w:val="1F2937"/>
+                <w:sz w:val="19"/>
               </w:rPr>
               <w:t>2 How do we make it negative?</w:t>
             </w:r>
           </w:p>
           <w:p>
             <w:pPr>
-              <w:spacing w:after="20"/>
+              <w:spacing w:after="40"/>
             </w:pPr>
             <w:r>
               <w:rPr>
                 <w:b w:val="0"/>
-                <w:sz w:val="18"/>
+                <w:i w:val="0"/>
+                <w:color w:val="1F2937"/>
+                <w:sz w:val="19"/>
               </w:rPr>
               <w:t>3 Can you say “I’m good at climb trees”? Why not?</w:t>
             </w:r>
           </w:p>
           <w:p>
             <w:pPr>
-              <w:spacing w:after="20"/>
+              <w:spacing w:after="40"/>
             </w:pPr>
             <w:r>
               <w:rPr>
                 <w:b w:val="0"/>
-                <w:sz w:val="18"/>
+                <w:i w:val="0"/>
+                <w:color w:val="1F2937"/>
+                <w:sz w:val="19"/>
               </w:rPr>
-              <w:t>Let them give you the rule in their own words, then show SB p. 5 ex. 3 (audio 003) - watch, listen and say.</w:t>
+              <w:t xml:space="preserve">Let them give you the rule in their own words, then show </w:t>
+            </w:r>
+            <w:r>
+              <w:rPr>
+                <w:b/>
+                <w:i w:val="0"/>
+                <w:color w:val="143A6B"/>
+                <w:sz w:val="19"/>
+              </w:rPr>
+              <w:t>SB p. 5 ex. 3</w:t>
+            </w:r>
+            <w:r>
+              <w:rPr>
+                <w:b w:val="0"/>
+                <w:i w:val="0"/>
+                <w:color w:val="1F2937"/>
+                <w:sz w:val="19"/>
+              </w:rPr>
+              <w:t xml:space="preserve"> (audio 003) - watch, listen and say.</w:t>
             </w:r>
           </w:p>
           <w:p>
             <w:pPr>
-              <w:spacing w:after="20"/>
+              <w:spacing w:after="40"/>
             </w:pPr>
             <w:r>
               <w:rPr>
+                <w:b/>
+                <w:i w:val="0"/>
+                <w:color w:val="B13E0F"/>
+                <w:sz w:val="19"/>
+              </w:rPr>
+              <w:t>CCQ:</w:t>
+            </w:r>
+            <w:r>
+              <w:rPr>
                 <w:b w:val="0"/>
-                <w:sz w:val="18"/>
+                <w:i w:val="0"/>
+                <w:color w:val="1F2937"/>
+                <w:sz w:val="19"/>
               </w:rPr>
-              <w:t>CCQ: “Lucy is good at riding bikes” - does she ride well or badly? Does she do it often? Is “riding” a noun or a verb here? Do we always use -ing after good at?</w:t>
+              <w:t xml:space="preserve"> “Lucy is good at riding bikes” - does she ride well or badly? Does she do it often? Is “riding” a noun or a verb here? Do we always use -ing after good at?</w:t>
             </w:r>
           </w:p>
         </w:tc>
         <w:tc>
           <w:tcPr>
-            <w:tcW w:type="dxa" w:w="4819"/>
+            <w:tcW w:type="dxa" w:w="4195"/>
           </w:tcPr>
           <w:p>
             <w:pPr>
-              <w:spacing w:after="20"/>
+              <w:spacing w:after="40"/>
             </w:pPr>
             <w:r/>
             <w:r>
               <w:rPr>
                 <w:b w:val="0"/>
+                <w:i/>
+                <w:color w:val="5A6372"/>
                 <w:sz w:val="18"/>
               </w:rPr>
               <w:t>Elicit three more examples from the students and write them on the board in two columns: good at / not good at.</w:t>
@@ -734,17 +873,19 @@
       <w:tr>
         <w:tc>
           <w:tcPr>
-            <w:tcW w:type="dxa" w:w="1417"/>
+            <w:tcW w:type="dxa" w:w="1474"/>
+            <w:shd w:val="clear" w:color="auto" w:fill="F3F7FC"/>
           </w:tcPr>
           <w:p>
             <w:pPr>
-              <w:spacing w:after="20"/>
+              <w:spacing w:after="40"/>
             </w:pPr>
             <w:r/>
             <w:r>
               <w:rPr>
                 <w:b/>
-                <w:sz w:val="18"/>
+                <w:color w:val="143A6B"/>
+                <w:sz w:val="20"/>
               </w:rPr>
               <w:t>Controlled Practice</w:t>
             </w:r>
@@ -752,17 +893,19 @@
         </w:tc>
         <w:tc>
           <w:tcPr>
-            <w:tcW w:type="dxa" w:w="1247"/>
+            <w:tcW w:type="dxa" w:w="1020"/>
           </w:tcPr>
           <w:p>
             <w:pPr>
-              <w:spacing w:after="20"/>
+              <w:spacing w:after="40"/>
+              <w:jc w:val="center"/>
             </w:pPr>
             <w:r/>
             <w:r>
               <w:rPr>
-                <w:b w:val="0"/>
-                <w:sz w:val="18"/>
+                <w:b/>
+                <w:color w:val="143A6B"/>
+                <w:sz w:val="20"/>
               </w:rPr>
               <w:t>10-15</w:t>
             </w:r>
@@ -770,70 +913,117 @@
         </w:tc>
         <w:tc>
           <w:tcPr>
-            <w:tcW w:type="dxa" w:w="7087"/>
+            <w:tcW w:type="dxa" w:w="7313"/>
           </w:tcPr>
           <w:p>
             <w:pPr>
-              <w:spacing w:after="20"/>
+              <w:spacing w:after="40"/>
+            </w:pPr>
+            <w:r/>
+            <w:r>
+              <w:rPr>
+                <w:b/>
+                <w:i w:val="0"/>
+                <w:color w:val="143A6B"/>
+                <w:sz w:val="19"/>
+              </w:rPr>
+              <w:t>SB p. 5 ex. 1</w:t>
+            </w:r>
+            <w:r>
+              <w:rPr>
+                <w:b w:val="0"/>
+                <w:i w:val="0"/>
+                <w:color w:val="1F2937"/>
+                <w:sz w:val="19"/>
+              </w:rPr>
+              <w:t xml:space="preserve"> - look, read and write B (Ben) or L (Lucy).</w:t>
+            </w:r>
+          </w:p>
+          <w:p>
+            <w:pPr>
+              <w:spacing w:after="40"/>
+            </w:pPr>
+            <w:r>
+              <w:rPr>
+                <w:b/>
+                <w:i w:val="0"/>
+                <w:color w:val="143A6B"/>
+                <w:sz w:val="19"/>
+              </w:rPr>
+              <w:t>SB p. 5 ex. 2</w:t>
+            </w:r>
+            <w:r>
+              <w:rPr>
+                <w:b w:val="0"/>
+                <w:i w:val="0"/>
+                <w:color w:val="1F2937"/>
+                <w:sz w:val="19"/>
+              </w:rPr>
+              <w:t xml:space="preserve"> - put the words in order and say the sentences.</w:t>
+            </w:r>
+          </w:p>
+          <w:p>
+            <w:pPr>
+              <w:spacing w:after="40"/>
+            </w:pPr>
+            <w:r>
+              <w:rPr>
+                <w:b w:val="0"/>
+                <w:i w:val="0"/>
+                <w:color w:val="1F2937"/>
+                <w:sz w:val="19"/>
+              </w:rPr>
+              <w:t xml:space="preserve">OR instead of ex. 2: </w:t>
+            </w:r>
+            <w:hyperlink r:id="rId10">
+              <w:r>
+                <w:rPr>
+                  <w:color w:val="1155CC"/>
+                  <w:sz w:val="19"/>
+                  <w:u w:val="single"/>
+                </w:rPr>
+                <w:t xml:space="preserve">Wordwall — good at (вместо ex. 2)</w:t>
+              </w:r>
+            </w:hyperlink>
+          </w:p>
+          <w:p>
+            <w:pPr>
+              <w:spacing w:after="40"/>
+            </w:pPr>
+            <w:r>
+              <w:rPr>
+                <w:b/>
+                <w:i w:val="0"/>
+                <w:color w:val="143A6B"/>
+                <w:sz w:val="19"/>
+              </w:rPr>
+              <w:t>SB p. 5 ex. 4</w:t>
+            </w:r>
+            <w:r>
+              <w:rPr>
+                <w:b w:val="0"/>
+                <w:i w:val="0"/>
+                <w:color w:val="1F2937"/>
+                <w:sz w:val="19"/>
+              </w:rPr>
+              <w:t xml:space="preserve"> - look at the table and make sentences: Lucy isn’t good at painting.</w:t>
+            </w:r>
+          </w:p>
+        </w:tc>
+        <w:tc>
+          <w:tcPr>
+            <w:tcW w:type="dxa" w:w="4195"/>
+          </w:tcPr>
+          <w:p>
+            <w:pPr>
+              <w:spacing w:after="40"/>
             </w:pPr>
             <w:r/>
             <w:r>
               <w:rPr>
                 <w:b w:val="0"/>
-                <w:sz w:val="18"/>
-              </w:rPr>
-              <w:t>SB p. 5 ex. 1 - look, read and write B (Ben) or L (Lucy).</w:t>
-            </w:r>
-          </w:p>
-          <w:p>
-            <w:pPr>
-              <w:spacing w:after="20"/>
-            </w:pPr>
-            <w:r>
-              <w:rPr>
-                <w:b w:val="0"/>
-                <w:sz w:val="18"/>
-              </w:rPr>
-              <w:t>SB p. 5 ex. 2 - put the words in order and say the sentences.</w:t>
-            </w:r>
-          </w:p>
-          <w:p>
-            <w:pPr>
-              <w:spacing w:after="20"/>
-            </w:pPr>
-            <w:r>
-              <w:rPr>
-                <w:b w:val="0"/>
-                <w:sz w:val="18"/>
-              </w:rPr>
-              <w:t>OR instead of ex. 2: https://wordwall.net/resource/21668829/sm3-good-at</w:t>
-            </w:r>
-          </w:p>
-          <w:p>
-            <w:pPr>
-              <w:spacing w:after="20"/>
-            </w:pPr>
-            <w:r>
-              <w:rPr>
-                <w:b w:val="0"/>
-                <w:sz w:val="18"/>
-              </w:rPr>
-              <w:t>SB p. 5 ex. 4 - look at the table and make sentences: Lucy isn’t good at painting.</w:t>
-            </w:r>
-          </w:p>
-        </w:tc>
-        <w:tc>
-          <w:tcPr>
-            <w:tcW w:type="dxa" w:w="4819"/>
-          </w:tcPr>
-          <w:p>
-            <w:pPr>
-              <w:spacing w:after="20"/>
-            </w:pPr>
-            <w:r/>
-            <w:r>
-              <w:rPr>
-                <w:b w:val="0"/>
+                <w:i/>
+                <w:color w:val="5A6372"/>
                 <w:sz w:val="18"/>
               </w:rPr>
               <w:t>Ask students to correct wrong sentences you say: “Ben is good at play the guitar” - students fix it.</w:t>
@@ -844,17 +1034,19 @@
       <w:tr>
         <w:tc>
           <w:tcPr>
-            <w:tcW w:type="dxa" w:w="1417"/>
+            <w:tcW w:type="dxa" w:w="1474"/>
+            <w:shd w:val="clear" w:color="auto" w:fill="F3F7FC"/>
           </w:tcPr>
           <w:p>
             <w:pPr>
-              <w:spacing w:after="20"/>
+              <w:spacing w:after="40"/>
             </w:pPr>
             <w:r/>
             <w:r>
               <w:rPr>
                 <w:b/>
-                <w:sz w:val="18"/>
+                <w:color w:val="143A6B"/>
+                <w:sz w:val="20"/>
               </w:rPr>
               <w:t>Freer Practice</w:t>
             </w:r>
@@ -862,17 +1054,19 @@
         </w:tc>
         <w:tc>
           <w:tcPr>
-            <w:tcW w:type="dxa" w:w="1247"/>
+            <w:tcW w:type="dxa" w:w="1020"/>
           </w:tcPr>
           <w:p>
             <w:pPr>
-              <w:spacing w:after="20"/>
+              <w:spacing w:after="40"/>
+              <w:jc w:val="center"/>
             </w:pPr>
             <w:r/>
             <w:r>
               <w:rPr>
-                <w:b w:val="0"/>
-                <w:sz w:val="18"/>
+                <w:b/>
+                <w:color w:val="143A6B"/>
+                <w:sz w:val="20"/>
               </w:rPr>
               <w:t>10-15</w:t>
             </w:r>
@@ -880,41 +1074,66 @@
         </w:tc>
         <w:tc>
           <w:tcPr>
-            <w:tcW w:type="dxa" w:w="7087"/>
+            <w:tcW w:type="dxa" w:w="7313"/>
           </w:tcPr>
           <w:p>
             <w:pPr>
-              <w:spacing w:after="20"/>
+              <w:spacing w:after="40"/>
             </w:pPr>
             <w:r/>
             <w:r>
               <w:rPr>
+                <w:b/>
+                <w:i w:val="0"/>
+                <w:color w:val="B13E0F"/>
+                <w:sz w:val="19"/>
+              </w:rPr>
+              <w:t>SPEAKING</w:t>
+            </w:r>
+            <w:r>
+              <w:rPr>
                 <w:b w:val="0"/>
-                <w:sz w:val="18"/>
+                <w:i w:val="0"/>
+                <w:color w:val="1F2937"/>
+                <w:sz w:val="19"/>
               </w:rPr>
-              <w:t>SPEAKING - activity cards: https://wordwall.net/resource/21590223/english/good-at-bad-at</w:t>
+              <w:t xml:space="preserve"> - activity cards: </w:t>
             </w:r>
+            <w:hyperlink r:id="rId11">
+              <w:r>
+                <w:rPr>
+                  <w:color w:val="1155CC"/>
+                  <w:sz w:val="19"/>
+                  <w:u w:val="single"/>
+                </w:rPr>
+                <w:t xml:space="preserve">Wordwall — карточки активностей (speaking)</w:t>
+              </w:r>
+            </w:hyperlink>
           </w:p>
           <w:p>
             <w:pPr>
-              <w:spacing w:after="20"/>
+              <w:spacing w:after="40"/>
             </w:pPr>
             <w:r>
               <w:rPr>
                 <w:b w:val="0"/>
-                <w:sz w:val="18"/>
+                <w:i w:val="0"/>
+                <w:color w:val="1F2937"/>
+                <w:sz w:val="19"/>
               </w:rPr>
               <w:t>A student opens a card and says a true sentence about himself: I’m good at dancing / I’m not good at dancing. Then he asks another student: Are you good at dancing?</w:t>
             </w:r>
           </w:p>
           <w:p>
             <w:pPr>
-              <w:spacing w:after="20"/>
+              <w:spacing w:after="40"/>
             </w:pPr>
             <w:r>
               <w:rPr>
                 <w:b w:val="0"/>
-                <w:sz w:val="18"/>
+                <w:i w:val="0"/>
+                <w:color w:val="1F2937"/>
+                <w:sz w:val="19"/>
               </w:rPr>
               <w:t>Keep a score: who finds two things they are both good at.</w:t>
             </w:r>
@@ -922,16 +1141,18 @@
         </w:tc>
         <w:tc>
           <w:tcPr>
-            <w:tcW w:type="dxa" w:w="4819"/>
+            <w:tcW w:type="dxa" w:w="4195"/>
           </w:tcPr>
           <w:p>
             <w:pPr>
-              <w:spacing w:after="20"/>
+              <w:spacing w:after="40"/>
             </w:pPr>
             <w:r/>
             <w:r>
               <w:rPr>
                 <w:b w:val="0"/>
+                <w:i/>
+                <w:color w:val="5A6372"/>
                 <w:sz w:val="18"/>
               </w:rPr>
               <w:t>Chain game: S1 “I’m good at swimming.” S2 “He’s good at swimming and I’m good at drawing.” - each student repeats the previous one.</w:t>
@@ -942,17 +1163,19 @@
       <w:tr>
         <w:tc>
           <w:tcPr>
-            <w:tcW w:type="dxa" w:w="1417"/>
+            <w:tcW w:type="dxa" w:w="1474"/>
+            <w:shd w:val="clear" w:color="auto" w:fill="F3F7FC"/>
           </w:tcPr>
           <w:p>
             <w:pPr>
-              <w:spacing w:after="20"/>
+              <w:spacing w:after="40"/>
             </w:pPr>
             <w:r/>
             <w:r>
               <w:rPr>
                 <w:b/>
-                <w:sz w:val="18"/>
+                <w:color w:val="143A6B"/>
+                <w:sz w:val="20"/>
               </w:rPr>
               <w:t>Cooler</w:t>
             </w:r>
@@ -960,17 +1183,19 @@
         </w:tc>
         <w:tc>
           <w:tcPr>
-            <w:tcW w:type="dxa" w:w="1247"/>
+            <w:tcW w:type="dxa" w:w="1020"/>
           </w:tcPr>
           <w:p>
             <w:pPr>
-              <w:spacing w:after="20"/>
+              <w:spacing w:after="40"/>
+              <w:jc w:val="center"/>
             </w:pPr>
             <w:r/>
             <w:r>
               <w:rPr>
-                <w:b w:val="0"/>
-                <w:sz w:val="18"/>
+                <w:b/>
+                <w:color w:val="143A6B"/>
+                <w:sz w:val="20"/>
               </w:rPr>
               <w:t>5</w:t>
             </w:r>
@@ -978,37 +1203,95 @@
         </w:tc>
         <w:tc>
           <w:tcPr>
-            <w:tcW w:type="dxa" w:w="7087"/>
+            <w:tcW w:type="dxa" w:w="7313"/>
           </w:tcPr>
           <w:p>
             <w:pPr>
-              <w:spacing w:after="20"/>
+              <w:spacing w:after="40"/>
             </w:pPr>
             <w:r/>
             <w:r>
               <w:rPr>
+                <w:b/>
+                <w:i w:val="0"/>
+                <w:color w:val="B13E0F"/>
+                <w:sz w:val="19"/>
+              </w:rPr>
+              <w:t>EXTRA</w:t>
+            </w:r>
+            <w:r>
+              <w:rPr>
                 <w:b w:val="0"/>
-                <w:sz w:val="18"/>
+                <w:i w:val="0"/>
+                <w:color w:val="1F2937"/>
+                <w:sz w:val="19"/>
               </w:rPr>
-              <w:t>EXTRA (if there is time) - SB p. 6 ex. 1 (audio 004): listen and sing the song “The Explorers”. SB p. 6 ex. 3 - write your own verse: I’m good at … And … I’m an action hero. Just like Ben and Lucy.</w:t>
+              <w:t xml:space="preserve"> (if there is time) - </w:t>
+            </w:r>
+            <w:r>
+              <w:rPr>
+                <w:b/>
+                <w:i w:val="0"/>
+                <w:color w:val="143A6B"/>
+                <w:sz w:val="19"/>
+              </w:rPr>
+              <w:t>SB p. 6 ex. 1</w:t>
+            </w:r>
+            <w:r>
+              <w:rPr>
+                <w:b w:val="0"/>
+                <w:i w:val="0"/>
+                <w:color w:val="1F2937"/>
+                <w:sz w:val="19"/>
+              </w:rPr>
+              <w:t xml:space="preserve"> (audio 004): listen and sing the song “The Explorers”. </w:t>
+            </w:r>
+            <w:r>
+              <w:rPr>
+                <w:b/>
+                <w:i w:val="0"/>
+                <w:color w:val="143A6B"/>
+                <w:sz w:val="19"/>
+              </w:rPr>
+              <w:t>SB p. 6 ex. 3</w:t>
+            </w:r>
+            <w:r>
+              <w:rPr>
+                <w:b w:val="0"/>
+                <w:i w:val="0"/>
+                <w:color w:val="1F2937"/>
+                <w:sz w:val="19"/>
+              </w:rPr>
+              <w:t xml:space="preserve"> - write your own verse: I’m good at … And … I’m an action hero. Just like Ben and Lucy.</w:t>
             </w:r>
           </w:p>
         </w:tc>
         <w:tc>
           <w:tcPr>
-            <w:tcW w:type="dxa" w:w="4819"/>
+            <w:tcW w:type="dxa" w:w="4195"/>
           </w:tcPr>
           <w:p>
             <w:pPr>
-              <w:spacing w:after="20"/>
+              <w:spacing w:after="40"/>
             </w:pPr>
             <w:r/>
             <w:r>
               <w:rPr>
-                <w:b w:val="0"/>
+                <w:b/>
+                <w:i/>
+                <w:color w:val="143A6B"/>
                 <w:sz w:val="18"/>
               </w:rPr>
-              <w:t>SB p. 6 ex. 2 - ask and answer in pairs: What are you good at?</w:t>
+              <w:t>SB p. 6 ex. 2</w:t>
+            </w:r>
+            <w:r>
+              <w:rPr>
+                <w:b w:val="0"/>
+                <w:i/>
+                <w:color w:val="5A6372"/>
+                <w:sz w:val="18"/>
+              </w:rPr>
+              <w:t xml:space="preserve"> - ask and answer in pairs: What are you good at?</w:t>
             </w:r>
           </w:p>
         </w:tc>
@@ -1016,52 +1299,58 @@
       <w:tr>
         <w:tc>
           <w:tcPr>
-            <w:tcW w:type="dxa" w:w="1417"/>
+            <w:tcW w:type="dxa" w:w="1474"/>
+            <w:shd w:val="clear" w:color="auto" w:fill="F3F7FC"/>
           </w:tcPr>
           <w:p>
             <w:pPr>
-              <w:spacing w:after="20"/>
+              <w:spacing w:after="40"/>
             </w:pPr>
             <w:r/>
             <w:r>
               <w:rPr>
                 <w:b/>
-                <w:sz w:val="18"/>
+                <w:color w:val="143A6B"/>
+                <w:sz w:val="20"/>
               </w:rPr>
-              <w:t>PlAN of the lesson CHECK</w:t>
+              <w:t>PLAN of the lesson CHECK</w:t>
             </w:r>
           </w:p>
         </w:tc>
         <w:tc>
           <w:tcPr>
-            <w:tcW w:type="dxa" w:w="1247"/>
+            <w:tcW w:type="dxa" w:w="1020"/>
           </w:tcPr>
           <w:p>
             <w:pPr>
-              <w:spacing w:after="20"/>
+              <w:spacing w:after="40"/>
+              <w:jc w:val="center"/>
             </w:pPr>
             <w:r/>
             <w:r>
               <w:rPr>
-                <w:b w:val="0"/>
-                <w:sz w:val="18"/>
+                <w:b/>
+                <w:color w:val="143A6B"/>
+                <w:sz w:val="20"/>
               </w:rPr>
             </w:r>
           </w:p>
         </w:tc>
         <w:tc>
           <w:tcPr>
-            <w:tcW w:type="dxa" w:w="7087"/>
+            <w:tcW w:type="dxa" w:w="7313"/>
           </w:tcPr>
           <w:p>
             <w:pPr>
-              <w:spacing w:after="20"/>
+              <w:spacing w:after="40"/>
             </w:pPr>
             <w:r/>
             <w:r>
               <w:rPr>
                 <w:b w:val="0"/>
-                <w:sz w:val="18"/>
+                <w:i w:val="0"/>
+                <w:color w:val="1F2937"/>
+                <w:sz w:val="19"/>
               </w:rPr>
               <w:t>Ask kids to remember the goals and ask whether you have completed everything (you can write it on the white board and ask students to tick).</w:t>
             </w:r>
@@ -1069,36 +1358,32 @@
         </w:tc>
         <w:tc>
           <w:tcPr>
-            <w:tcW w:type="dxa" w:w="4819"/>
+            <w:tcW w:type="dxa" w:w="4195"/>
           </w:tcPr>
           <w:p>
             <w:pPr>
-              <w:spacing w:after="20"/>
+              <w:spacing w:after="40"/>
             </w:pPr>
             <w:r/>
-            <w:r>
-              <w:rPr>
-                <w:b w:val="0"/>
-                <w:sz w:val="18"/>
-              </w:rPr>
-            </w:r>
           </w:p>
         </w:tc>
       </w:tr>
       <w:tr>
         <w:tc>
           <w:tcPr>
-            <w:tcW w:type="dxa" w:w="1417"/>
+            <w:tcW w:type="dxa" w:w="1474"/>
+            <w:shd w:val="clear" w:color="auto" w:fill="F3F7FC"/>
           </w:tcPr>
           <w:p>
             <w:pPr>
-              <w:spacing w:after="20"/>
+              <w:spacing w:after="40"/>
             </w:pPr>
             <w:r/>
             <w:r>
               <w:rPr>
                 <w:b/>
-                <w:sz w:val="18"/>
+                <w:color w:val="143A6B"/>
+                <w:sz w:val="20"/>
               </w:rPr>
               <w:t>Feedback\HW</w:t>
             </w:r>
@@ -1106,17 +1391,19 @@
         </w:tc>
         <w:tc>
           <w:tcPr>
-            <w:tcW w:type="dxa" w:w="1247"/>
+            <w:tcW w:type="dxa" w:w="1020"/>
           </w:tcPr>
           <w:p>
             <w:pPr>
-              <w:spacing w:after="20"/>
+              <w:spacing w:after="40"/>
+              <w:jc w:val="center"/>
             </w:pPr>
             <w:r/>
             <w:r>
               <w:rPr>
-                <w:b w:val="0"/>
-                <w:sz w:val="18"/>
+                <w:b/>
+                <w:color w:val="143A6B"/>
+                <w:sz w:val="20"/>
               </w:rPr>
               <w:t>5</w:t>
             </w:r>
@@ -1124,41 +1411,48 @@
         </w:tc>
         <w:tc>
           <w:tcPr>
-            <w:tcW w:type="dxa" w:w="7087"/>
+            <w:tcW w:type="dxa" w:w="7313"/>
           </w:tcPr>
           <w:p>
             <w:pPr>
-              <w:spacing w:after="20"/>
+              <w:spacing w:after="40"/>
             </w:pPr>
             <w:r/>
-            <w:r>
-              <w:rPr>
-                <w:b w:val="0"/>
-                <w:sz w:val="18"/>
-              </w:rPr>
-              <w:t>Class Dojo https://www.classdojo.com/</w:t>
-            </w:r>
+            <w:hyperlink r:id="rId12">
+              <w:r>
+                <w:rPr>
+                  <w:color w:val="1155CC"/>
+                  <w:sz w:val="19"/>
+                  <w:u w:val="single"/>
+                </w:rPr>
+                <w:t xml:space="preserve">Class Dojo</w:t>
+              </w:r>
+            </w:hyperlink>
           </w:p>
           <w:p>
             <w:pPr>
-              <w:spacing w:after="20"/>
+              <w:spacing w:after="40"/>
             </w:pPr>
             <w:r>
               <w:rPr>
                 <w:b w:val="0"/>
-                <w:sz w:val="18"/>
+                <w:i w:val="0"/>
+                <w:color w:val="1F2937"/>
+                <w:sz w:val="19"/>
               </w:rPr>
               <w:t>Give students feedback and give them start/points. ALWAYS tell them what that point is for - for hard work, for correct answers, for behavior, for homework. Tell what they need to improve.</w:t>
             </w:r>
           </w:p>
           <w:p>
             <w:pPr>
-              <w:spacing w:after="20"/>
+              <w:spacing w:after="40"/>
             </w:pPr>
             <w:r>
               <w:rPr>
                 <w:b w:val="0"/>
-                <w:sz w:val="18"/>
+                <w:i w:val="0"/>
+                <w:color w:val="1F2937"/>
+                <w:sz w:val="19"/>
               </w:rPr>
               <w:t>Ask students for the feedback: what activities they liked, what was easy or difficult. You may spend 1-2 mins for this and perform this in Russian</w:t>
             </w:r>
@@ -1166,16 +1460,18 @@
         </w:tc>
         <w:tc>
           <w:tcPr>
-            <w:tcW w:type="dxa" w:w="4819"/>
+            <w:tcW w:type="dxa" w:w="4195"/>
           </w:tcPr>
           <w:p>
             <w:pPr>
-              <w:spacing w:after="20"/>
+              <w:spacing w:after="40"/>
             </w:pPr>
             <w:r/>
             <w:r>
               <w:rPr>
                 <w:b w:val="0"/>
+                <w:i/>
+                <w:color w:val="5A6372"/>
                 <w:sz w:val="18"/>
               </w:rPr>
               <w:t>Ask to send a reaction</w:t>
@@ -1183,14 +1479,35 @@
           </w:p>
           <w:p>
             <w:pPr>
-              <w:spacing w:after="20"/>
+              <w:spacing w:after="40"/>
             </w:pPr>
             <w:r>
               <w:rPr>
                 <w:b w:val="0"/>
+                <w:i/>
+                <w:color w:val="5A6372"/>
                 <w:sz w:val="18"/>
               </w:rPr>
-              <w:t>Goodbye song https://www.youtube.com/watch?v=UQfvAlmr5g0 you can use the link or you can find the video "See You Later Alligator  Goodbye Songs" in the folder.</w:t>
+              <w:t xml:space="preserve">Goodbye song </w:t>
+            </w:r>
+            <w:hyperlink r:id="rId13">
+              <w:r>
+                <w:rPr>
+                  <w:color w:val="1155CC"/>
+                  <w:sz w:val="18"/>
+                  <w:u w:val="single"/>
+                </w:rPr>
+                <w:t xml:space="preserve">Goodbye song (YouTube)</w:t>
+              </w:r>
+            </w:hyperlink>
+            <w:r>
+              <w:rPr>
+                <w:b w:val="0"/>
+                <w:i/>
+                <w:color w:val="5A6372"/>
+                <w:sz w:val="18"/>
+              </w:rPr>
+              <w:t xml:space="preserve"> you can use the link or you can find the video "See You Later Alligator  Goodbye Songs" in the folder.</w:t>
             </w:r>
           </w:p>
         </w:tc>
